--- a/docassemble/PowerOfAttorneyRevocation/data/templates/revocation_notice_property.docx
+++ b/docassemble/PowerOfAttorneyRevocation/data/templates/revocation_notice_property.docx
@@ -53,7 +53,7 @@
         <w:t>(</w:t>
       </w:r>
       <w:r>
-        <w:t>bare="True"</w:t>
+        <w:t>bare=True</w:t>
       </w:r>
       <w:r>
         <w:t xml:space="preserve">) }}, {{ </w:t>
@@ -139,74 +139,29 @@
       </w:r>
       <w:proofErr w:type="spellStart"/>
       <w:r>
-        <w:t>property_</w:t>
-      </w:r>
-      <w:proofErr w:type="gramStart"/>
-      <w:r>
-        <w:t>successors.number</w:t>
-      </w:r>
-      <w:proofErr w:type="gramEnd"/>
-      <w:r>
-        <w:t>_</w:t>
-      </w:r>
-      <w:proofErr w:type="gramStart"/>
-      <w:r>
-        <w:t>gathered</w:t>
-      </w:r>
-      <w:proofErr w:type="spellEnd"/>
-      <w:r>
-        <w:t>() !</w:t>
-      </w:r>
-      <w:proofErr w:type="gramEnd"/>
-      <w:r>
-        <w:t xml:space="preserve">= 0 </w:t>
-      </w:r>
-      <w:proofErr w:type="gramStart"/>
-      <w:r>
-        <w:t>%</w:t>
-      </w:r>
-      <w:r>
-        <w:t>}In</w:t>
-      </w:r>
-      <w:proofErr w:type="gramEnd"/>
-      <w:r>
-        <w:t xml:space="preserve"> this document, the following successor agent(s) were named: </w:t>
-      </w:r>
-      <w:proofErr w:type="gramStart"/>
-      <w:r>
-        <w:t>{{</w:t>
+        <w:t>property_successors.number_gathered</w:t>
+      </w:r>
+      <w:proofErr w:type="spellEnd"/>
+      <w:r>
+        <w:t>() != 0 %</w:t>
+      </w:r>
+      <w:r>
+        <w:t>}In this document, the following successor agent(s) were named: {{</w:t>
       </w:r>
       <w:r>
         <w:t xml:space="preserve"> </w:t>
       </w:r>
       <w:proofErr w:type="spellStart"/>
       <w:r>
-        <w:t>property</w:t>
-      </w:r>
-      <w:proofErr w:type="gramEnd"/>
-      <w:r>
-        <w:t>_</w:t>
-      </w:r>
-      <w:proofErr w:type="gramStart"/>
-      <w:r>
-        <w:t>successors</w:t>
-      </w:r>
-      <w:r>
-        <w:t>.full</w:t>
-      </w:r>
-      <w:proofErr w:type="gramEnd"/>
-      <w:r>
-        <w:t>_</w:t>
-      </w:r>
-      <w:proofErr w:type="gramStart"/>
-      <w:r>
-        <w:t>names</w:t>
+        <w:t>property_successors</w:t>
+      </w:r>
+      <w:r>
+        <w:t>.full_names</w:t>
       </w:r>
       <w:proofErr w:type="spellEnd"/>
       <w:r>
         <w:t>(</w:t>
       </w:r>
-      <w:proofErr w:type="gramEnd"/>
       <w:r>
         <w:t>)}}.</w:t>
       </w:r>
